--- a/docs/중간보고서_수수컴정.docx
+++ b/docs/중간보고서_수수컴정.docx
@@ -3077,7 +3077,7 @@
                 <w:color w:val="3F3D42"/>
                 <w:sz w:val="17"/>
               </w:rPr>
-              <w:t xml:space="preserve">기준선 fold별 결과 110행</w:t>
+              <w:t xml:space="preserve">기준선 fold별 결과 80행</w:t>
             </w:r>
           </w:p>
         </w:tc>
